--- a/Final Report Documentation/Ethics Form/CDT TEMPLATE Consent Form.docx
+++ b/Final Report Documentation/Ethics Form/CDT TEMPLATE Consent Form.docx
@@ -270,8 +270,8 @@
         <w:tblLook w:val="04A0" w:firstRow="1" w:lastRow="0" w:firstColumn="1" w:lastColumn="0" w:noHBand="0" w:noVBand="1"/>
       </w:tblPr>
       <w:tblGrid>
-        <w:gridCol w:w="4508"/>
-        <w:gridCol w:w="4508"/>
+        <w:gridCol w:w="4365"/>
+        <w:gridCol w:w="4651"/>
       </w:tblGrid>
       <w:tr>
         <w:tc>
@@ -293,14 +293,214 @@
           </w:tcPr>
           <w:p>
             <w:pPr>
-              <w:jc w:val="left"/>
-            </w:pPr>
-            <w:r>
-              <w:rPr>
-                <w:highlight w:val="yellow"/>
-              </w:rPr>
-              <w:t>[title of project]</w:t>
-            </w:r>
+              <w:pStyle w:val="Heading1"/>
+              <w:spacing w:before="3" w:line="278" w:lineRule="auto"/>
+              <w:ind w:left="3499" w:hanging="3200"/>
+              <w:rPr>
+                <w:rFonts w:ascii="Cambria"/>
+                <w:color w:val="111727"/>
+                <w:spacing w:val="-16"/>
+                <w:sz w:val="18"/>
+                <w:szCs w:val="18"/>
+              </w:rPr>
+            </w:pPr>
+            <w:r>
+              <w:rPr>
+                <w:rFonts w:ascii="Cambria"/>
+                <w:color w:val="111727"/>
+                <w:sz w:val="18"/>
+                <w:szCs w:val="18"/>
+              </w:rPr>
+              <w:t>New</w:t>
+            </w:r>
+            <w:r>
+              <w:rPr>
+                <w:rFonts w:ascii="Cambria"/>
+                <w:color w:val="111727"/>
+                <w:spacing w:val="-17"/>
+                <w:sz w:val="18"/>
+                <w:szCs w:val="18"/>
+              </w:rPr>
+              <w:t xml:space="preserve"> </w:t>
+            </w:r>
+            <w:r>
+              <w:rPr>
+                <w:rFonts w:ascii="Cambria"/>
+                <w:color w:val="111727"/>
+                <w:sz w:val="18"/>
+                <w:szCs w:val="18"/>
+              </w:rPr>
+              <w:t>Ways</w:t>
+            </w:r>
+            <w:r>
+              <w:rPr>
+                <w:rFonts w:ascii="Cambria"/>
+                <w:color w:val="111727"/>
+                <w:spacing w:val="-16"/>
+                <w:sz w:val="18"/>
+                <w:szCs w:val="18"/>
+              </w:rPr>
+              <w:t xml:space="preserve"> </w:t>
+            </w:r>
+            <w:r>
+              <w:rPr>
+                <w:rFonts w:ascii="Cambria"/>
+                <w:color w:val="111727"/>
+                <w:sz w:val="18"/>
+                <w:szCs w:val="18"/>
+              </w:rPr>
+              <w:t>to</w:t>
+            </w:r>
+            <w:r>
+              <w:rPr>
+                <w:rFonts w:ascii="Cambria"/>
+                <w:color w:val="111727"/>
+                <w:spacing w:val="-18"/>
+                <w:sz w:val="18"/>
+                <w:szCs w:val="18"/>
+              </w:rPr>
+              <w:t xml:space="preserve"> </w:t>
+            </w:r>
+            <w:r>
+              <w:rPr>
+                <w:rFonts w:ascii="Cambria"/>
+                <w:color w:val="111727"/>
+                <w:sz w:val="18"/>
+                <w:szCs w:val="18"/>
+              </w:rPr>
+              <w:t>Play:</w:t>
+            </w:r>
+            <w:r>
+              <w:rPr>
+                <w:rFonts w:ascii="Cambria"/>
+                <w:color w:val="111727"/>
+                <w:spacing w:val="-16"/>
+                <w:sz w:val="18"/>
+                <w:szCs w:val="18"/>
+              </w:rPr>
+              <w:t xml:space="preserve"> </w:t>
+            </w:r>
+          </w:p>
+          <w:p>
+            <w:pPr>
+              <w:pStyle w:val="Heading1"/>
+              <w:spacing w:before="3" w:line="278" w:lineRule="auto"/>
+              <w:ind w:left="3499" w:hanging="3200"/>
+              <w:rPr>
+                <w:rFonts w:ascii="Cambria"/>
+                <w:color w:val="111727"/>
+                <w:sz w:val="18"/>
+                <w:szCs w:val="18"/>
+              </w:rPr>
+            </w:pPr>
+            <w:r>
+              <w:rPr>
+                <w:rFonts w:ascii="Cambria"/>
+                <w:color w:val="111727"/>
+                <w:sz w:val="18"/>
+                <w:szCs w:val="18"/>
+              </w:rPr>
+              <w:t>A</w:t>
+            </w:r>
+            <w:r>
+              <w:rPr>
+                <w:rFonts w:ascii="Cambria"/>
+                <w:color w:val="111727"/>
+                <w:spacing w:val="-16"/>
+                <w:sz w:val="18"/>
+                <w:szCs w:val="18"/>
+              </w:rPr>
+              <w:t xml:space="preserve"> </w:t>
+            </w:r>
+            <w:r>
+              <w:rPr>
+                <w:rFonts w:ascii="Cambria"/>
+                <w:color w:val="111727"/>
+                <w:sz w:val="18"/>
+                <w:szCs w:val="18"/>
+              </w:rPr>
+              <w:t>Study</w:t>
+            </w:r>
+            <w:r>
+              <w:rPr>
+                <w:rFonts w:ascii="Cambria"/>
+                <w:color w:val="111727"/>
+                <w:sz w:val="18"/>
+                <w:szCs w:val="18"/>
+              </w:rPr>
+              <w:t xml:space="preserve"> </w:t>
+            </w:r>
+            <w:r>
+              <w:rPr>
+                <w:rFonts w:ascii="Cambria"/>
+                <w:color w:val="111727"/>
+                <w:sz w:val="18"/>
+                <w:szCs w:val="18"/>
+              </w:rPr>
+              <w:t>in</w:t>
+            </w:r>
+            <w:r>
+              <w:rPr>
+                <w:rFonts w:ascii="Cambria"/>
+                <w:color w:val="111727"/>
+                <w:spacing w:val="-16"/>
+                <w:sz w:val="18"/>
+                <w:szCs w:val="18"/>
+              </w:rPr>
+              <w:t xml:space="preserve"> </w:t>
+            </w:r>
+            <w:r>
+              <w:rPr>
+                <w:rFonts w:ascii="Cambria"/>
+                <w:color w:val="111727"/>
+                <w:sz w:val="18"/>
+                <w:szCs w:val="18"/>
+              </w:rPr>
+              <w:t>Alternative</w:t>
+            </w:r>
+            <w:r>
+              <w:rPr>
+                <w:rFonts w:ascii="Cambria"/>
+                <w:color w:val="111727"/>
+                <w:spacing w:val="-16"/>
+                <w:sz w:val="18"/>
+                <w:szCs w:val="18"/>
+              </w:rPr>
+              <w:t xml:space="preserve"> </w:t>
+            </w:r>
+            <w:r>
+              <w:rPr>
+                <w:rFonts w:ascii="Cambria"/>
+                <w:color w:val="111727"/>
+                <w:sz w:val="18"/>
+                <w:szCs w:val="18"/>
+              </w:rPr>
+              <w:t>Game</w:t>
+            </w:r>
+            <w:r>
+              <w:rPr>
+                <w:rFonts w:ascii="Cambria"/>
+                <w:color w:val="111727"/>
+                <w:sz w:val="18"/>
+                <w:szCs w:val="18"/>
+              </w:rPr>
+              <w:t xml:space="preserve"> </w:t>
+            </w:r>
+            <w:r>
+              <w:rPr>
+                <w:rFonts w:ascii="Cambria"/>
+                <w:color w:val="111727"/>
+                <w:spacing w:val="-2"/>
+                <w:sz w:val="18"/>
+                <w:szCs w:val="18"/>
+              </w:rPr>
+              <w:t>Controllers</w:t>
+            </w:r>
+          </w:p>
+          <w:p>
+            <w:pPr>
+              <w:jc w:val="left"/>
+            </w:pPr>
           </w:p>
         </w:tc>
       </w:tr>
@@ -327,10 +527,7 @@
               <w:jc w:val="left"/>
             </w:pPr>
             <w:r>
-              <w:rPr>
-                <w:highlight w:val="yellow"/>
-              </w:rPr>
-              <w:t>[your BCU email@bcu.ac.uk]</w:t>
+              <w:t>Zorik.rostam@mail.bcu.ac.uk</w:t>
             </w:r>
           </w:p>
         </w:tc>
@@ -348,86 +545,70 @@
     <w:p>
       <w:pPr>
         <w:jc w:val="left"/>
+        <w:rPr>
+          <w:b/>
+          <w:bCs/>
+        </w:rPr>
       </w:pPr>
       <w:r>
         <w:t xml:space="preserve">This research is being undertaken by </w:t>
       </w:r>
       <w:r>
+        <w:t>Zorik Rostam</w:t>
+      </w:r>
+      <w:r>
+        <w:t xml:space="preserve"> </w:t>
+      </w:r>
+      <w:r>
+        <w:t>as part of a p</w:t>
+      </w:r>
+      <w:r>
+        <w:t xml:space="preserve">roject on the </w:t>
+      </w:r>
+      <w:r>
+        <w:t xml:space="preserve">CMP6200 Individual Honours Project </w:t>
+      </w:r>
+      <w:proofErr w:type="gramStart"/>
+      <w:r>
+        <w:t>A</w:t>
+      </w:r>
+      <w:proofErr w:type="gramEnd"/>
+      <w:r>
+        <w:t xml:space="preserve"> AYR 2025/6</w:t>
+      </w:r>
+      <w:r>
         <w:rPr>
-          <w:highlight w:val="yellow"/>
+          <w:b/>
+          <w:bCs/>
         </w:rPr>
-        <w:t>[your name]</w:t>
-      </w:r>
-      <w:r>
         <w:t xml:space="preserve"> </w:t>
       </w:r>
       <w:r>
-        <w:t>as part of a p</w:t>
-      </w:r>
-      <w:r>
-        <w:t xml:space="preserve">roject on the </w:t>
-      </w:r>
-      <w:r>
-        <w:rPr>
-          <w:highlight w:val="yellow"/>
-        </w:rPr>
-        <w:t>[course name]</w:t>
+        <w:t xml:space="preserve">course </w:t>
+      </w:r>
+      <w:r>
+        <w:t xml:space="preserve">in the Department of Computer Science </w:t>
+      </w:r>
+      <w:r>
+        <w:t xml:space="preserve">at Birmingham City University. The project is being </w:t>
+      </w:r>
+      <w:r>
+        <w:t xml:space="preserve">supervised by </w:t>
+      </w:r>
+      <w:r>
+        <w:t>Richard Davies</w:t>
       </w:r>
       <w:r>
         <w:t xml:space="preserve"> </w:t>
       </w:r>
       <w:r>
-        <w:t xml:space="preserve">course </w:t>
-      </w:r>
-      <w:r>
-        <w:t xml:space="preserve">in the Department of Computer Science </w:t>
-      </w:r>
-      <w:r>
-        <w:t xml:space="preserve">at Birmingham City University. The project is being </w:t>
-      </w:r>
-      <w:r>
-        <w:t xml:space="preserve">supervised by </w:t>
-      </w:r>
-      <w:r>
-        <w:rPr>
-          <w:highlight w:val="yellow"/>
-        </w:rPr>
-        <w:t xml:space="preserve">[name of </w:t>
-      </w:r>
-      <w:proofErr w:type="gramStart"/>
-      <w:r>
-        <w:rPr>
-          <w:highlight w:val="yellow"/>
-        </w:rPr>
-        <w:t>supervisor ]</w:t>
-      </w:r>
-      <w:proofErr w:type="gramEnd"/>
+        <w:t>Richard.Davies@bcu.ac.uk</w:t>
+      </w:r>
       <w:r>
         <w:t xml:space="preserve"> </w:t>
       </w:r>
       <w:r>
-        <w:rPr>
-          <w:highlight w:val="yellow"/>
-        </w:rPr>
-        <w:t xml:space="preserve">([supervisor email </w:t>
-      </w:r>
-      <w:hyperlink r:id="rId5" w:history="1">
-        <w:r>
-          <w:rPr>
-            <w:rStyle w:val="Hyperlink"/>
-            <w:highlight w:val="yellow"/>
-          </w:rPr>
-          <w:t>address@bcu.ac.uk</w:t>
-        </w:r>
-      </w:hyperlink>
-      <w:r>
-        <w:rPr>
-          <w:highlight w:val="yellow"/>
-        </w:rPr>
-        <w:t>]</w:t>
-      </w:r>
-      <w:r>
-        <w:t xml:space="preserve">) during the </w:t>
+        <w:t xml:space="preserve">during the </w:t>
       </w:r>
       <w:r>
         <w:t xml:space="preserve">period </w:t>
@@ -442,13 +623,10 @@
         <w:t xml:space="preserve">. This research aims to </w:t>
       </w:r>
       <w:r>
-        <w:rPr>
-          <w:highlight w:val="yellow"/>
-        </w:rPr>
-        <w:t>[aim of your research here]</w:t>
-      </w:r>
-      <w:r>
-        <w:t xml:space="preserve">. The research will be written up and submitted for assessment in </w:t>
+        <w:t xml:space="preserve">study alternative game controllers and the impact on gameplay, immersions and player experience. </w:t>
+      </w:r>
+      <w:r>
+        <w:t xml:space="preserve">The research will be written up and submitted for assessment in </w:t>
       </w:r>
       <w:r>
         <w:rPr>
@@ -736,6 +914,7 @@
               <w:jc w:val="left"/>
             </w:pPr>
             <w:r>
+              <w:lastRenderedPageBreak/>
               <w:t>Do you understand that the data collected from you will be anonymised, securely stored during the research and securely destroyed at the end of the study?</w:t>
             </w:r>
           </w:p>
@@ -773,7 +952,6 @@
           <w:i/>
           <w:iCs/>
         </w:rPr>
-        <w:lastRenderedPageBreak/>
         <w:t>Please sign below to confirm that you have voluntarily decided to participate in this</w:t>
       </w:r>
       <w:r>
@@ -893,6 +1071,9 @@
             <w:r>
               <w:t>Date:</w:t>
             </w:r>
+            <w:r>
+              <w:t xml:space="preserve"> Zorik Rostam</w:t>
+            </w:r>
           </w:p>
         </w:tc>
       </w:tr>
@@ -945,6 +1126,9 @@
             </w:pPr>
             <w:r>
               <w:t>Date:</w:t>
+            </w:r>
+            <w:r>
+              <w:t xml:space="preserve"> Richard Davies</w:t>
             </w:r>
           </w:p>
         </w:tc>
@@ -1495,6 +1679,31 @@
       <w:lang w:eastAsia="en-GB"/>
     </w:rPr>
   </w:style>
+  <w:style w:type="paragraph" w:styleId="Heading1">
+    <w:name w:val="heading 1"/>
+    <w:basedOn w:val="Normal"/>
+    <w:link w:val="Heading1Char"/>
+    <w:uiPriority w:val="9"/>
+    <w:qFormat/>
+    <w:rsid w:val="008F32D8"/>
+    <w:pPr>
+      <w:widowControl w:val="0"/>
+      <w:autoSpaceDE w:val="0"/>
+      <w:autoSpaceDN w:val="0"/>
+      <w:spacing w:before="1" w:after="0"/>
+      <w:ind w:left="141"/>
+      <w:jc w:val="center"/>
+      <w:outlineLvl w:val="0"/>
+    </w:pPr>
+    <w:rPr>
+      <w:rFonts w:ascii="Arial" w:eastAsia="Arial" w:hAnsi="Arial" w:cs="Arial"/>
+      <w:b/>
+      <w:bCs/>
+      <w:sz w:val="40"/>
+      <w:szCs w:val="40"/>
+      <w:lang w:val="en-US" w:eastAsia="en-US"/>
+    </w:rPr>
+  </w:style>
   <w:style w:type="character" w:default="1" w:styleId="DefaultParagraphFont">
     <w:name w:val="Default Paragraph Font"/>
     <w:uiPriority w:val="1"/>
@@ -1573,6 +1782,21 @@
       <w:ind w:left="720"/>
       <w:contextualSpacing/>
     </w:pPr>
+  </w:style>
+  <w:style w:type="character" w:customStyle="1" w:styleId="Heading1Char">
+    <w:name w:val="Heading 1 Char"/>
+    <w:basedOn w:val="DefaultParagraphFont"/>
+    <w:link w:val="Heading1"/>
+    <w:uiPriority w:val="9"/>
+    <w:rsid w:val="008F32D8"/>
+    <w:rPr>
+      <w:rFonts w:ascii="Arial" w:eastAsia="Arial" w:hAnsi="Arial" w:cs="Arial"/>
+      <w:b/>
+      <w:bCs/>
+      <w:sz w:val="40"/>
+      <w:szCs w:val="40"/>
+      <w:lang w:val="en-US"/>
+    </w:rPr>
   </w:style>
 </w:styles>
 </file>
